--- a/data/outputs/v2/General_Science/SS1.5_Respiration/General_Science_Respiration_SummaryTable.docx
+++ b/data/outputs/v2/General_Science/SS1.5_Respiration/General_Science_Respiration_SummaryTable.docx
@@ -38,6 +38,177 @@
           <w:szCs w:val="22"/>
         </w:rPr>
         <w:t xml:space="preserve">Sub-Strand 1.5: Respiration — Teacher Reference (Pre-filled)</w:t>
+      </w:r>
+    </w:p>
+    <w:p>
+      <w:pPr>
+        <w:spacing w:after="80" w:before="120"/>
+      </w:pPr>
+      <w:r>
+        <w:rPr>
+          <w:rFonts w:ascii="Arial" w:cs="Arial" w:eastAsia="Arial" w:hAnsi="Arial"/>
+          <w:b/>
+          <w:bCs/>
+          <w:color w:val="1F3864"/>
+          <w:sz w:val="20"/>
+          <w:szCs w:val="20"/>
+        </w:rPr>
+        <w:t xml:space="preserve">ATTRIBUTION AND LICENSING</w:t>
+      </w:r>
+    </w:p>
+    <w:p>
+      <w:pPr>
+        <w:spacing w:after="60" w:before="0"/>
+      </w:pPr>
+      <w:r>
+        <w:rPr>
+          <w:rFonts w:ascii="Arial" w:cs="Arial" w:eastAsia="Arial" w:hAnsi="Arial"/>
+          <w:b/>
+          <w:bCs/>
+          <w:sz w:val="17"/>
+          <w:szCs w:val="17"/>
+        </w:rPr>
+        <w:t xml:space="preserve">Curriculum Alignment: </w:t>
+      </w:r>
+      <w:r>
+        <w:rPr>
+          <w:rFonts w:ascii="Arial" w:cs="Arial" w:eastAsia="Arial" w:hAnsi="Arial"/>
+          <w:sz w:val="17"/>
+          <w:szCs w:val="17"/>
+        </w:rPr>
+        <w:t xml:space="preserve">Structured in pedagogical alignment with the competence-based curriculum format and learning outcomes established by the Kenya Institute of Curriculum Development (KICD). This material is independently developed and is not officially endorsed or published by KICD.</w:t>
+      </w:r>
+    </w:p>
+    <w:p>
+      <w:pPr>
+        <w:spacing w:after="60" w:before="0"/>
+      </w:pPr>
+      <w:r>
+        <w:rPr>
+          <w:rFonts w:ascii="Arial" w:cs="Arial" w:eastAsia="Arial" w:hAnsi="Arial"/>
+          <w:b/>
+          <w:bCs/>
+          <w:sz w:val="17"/>
+          <w:szCs w:val="17"/>
+        </w:rPr>
+        <w:t xml:space="preserve">Content &amp; Pedagogy: </w:t>
+      </w:r>
+      <w:r>
+        <w:rPr>
+          <w:rFonts w:ascii="Arial" w:cs="Arial" w:eastAsia="Arial" w:hAnsi="Arial"/>
+          <w:sz w:val="17"/>
+          <w:szCs w:val="17"/>
+        </w:rPr>
+        <w:t xml:space="preserve">Developed and adapted by the educator team at SeaVuria (registered 501(c)(3) in the United States and registered NGO in Kenya, No. 872-850A-BF11), who designed the pedagogical framework, lesson templates and exemplar lessons on which this material is based.</w:t>
+      </w:r>
+    </w:p>
+    <w:p>
+      <w:pPr>
+        <w:spacing w:after="60" w:before="0"/>
+      </w:pPr>
+      <w:r>
+        <w:rPr>
+          <w:rFonts w:ascii="Arial" w:cs="Arial" w:eastAsia="Arial" w:hAnsi="Arial"/>
+          <w:b/>
+          <w:bCs/>
+          <w:sz w:val="17"/>
+          <w:szCs w:val="17"/>
+        </w:rPr>
+        <w:t xml:space="preserve">Production &amp; Layout: </w:t>
+      </w:r>
+      <w:r>
+        <w:rPr>
+          <w:rFonts w:ascii="Arial" w:cs="Arial" w:eastAsia="Arial" w:hAnsi="Arial"/>
+          <w:sz w:val="17"/>
+          <w:szCs w:val="17"/>
+        </w:rPr>
+        <w:t xml:space="preserve">Educational design and curriculum sequencing by SeaVuria. Technical layout, structural formatting, and digital optimization/implementation executed in partnership with ARES Education (registered 501(c)(3) in the United States and Canada (as Afretech Aid) and registered NGO in Kenya), with lesson drafting and compilation assisted by AI (Claude, Anthropic).</w:t>
+      </w:r>
+    </w:p>
+    <w:p>
+      <w:pPr>
+        <w:pBdr>
+          <w:bottom w:val="single" w:color="1F3864" w:sz="6" w:space="6"/>
+        </w:pBdr>
+        <w:spacing w:after="60" w:before="0"/>
+      </w:pPr>
+      <w:r>
+        <w:rPr>
+          <w:rFonts w:ascii="Arial" w:cs="Arial" w:eastAsia="Arial" w:hAnsi="Arial"/>
+          <w:b/>
+          <w:bCs/>
+          <w:sz w:val="17"/>
+          <w:szCs w:val="17"/>
+        </w:rPr>
+        <w:t xml:space="preserve">Licensing &amp; Copyright: </w:t>
+      </w:r>
+      <w:r>
+        <w:rPr>
+          <w:rFonts w:ascii="Arial" w:cs="Arial" w:eastAsia="Arial" w:hAnsi="Arial"/>
+          <w:sz w:val="17"/>
+          <w:szCs w:val="17"/>
+        </w:rPr>
+        <w:t xml:space="preserve">© 2026 SeaVuria and ARES. This work is licensed under a </w:t>
+      </w:r>
+      <w:hyperlink w:history="1" r:id="rIdr_zdehbm-jopl9rnayp3h">
+        <w:r>
+          <w:rPr>
+            <w:rFonts w:ascii="Arial" w:cs="Arial" w:eastAsia="Arial" w:hAnsi="Arial"/>
+            <w:color w:val="1F6B75"/>
+            <w:sz w:val="17"/>
+            <w:szCs w:val="17"/>
+            <w:u w:val="single" w:color="1F6B75"/>
+          </w:rPr>
+          <w:t xml:space="preserve">Creative Commons Attribution-NonCommercial 4.0 International License</w:t>
+        </w:r>
+      </w:hyperlink>
+      <w:r>
+        <w:rPr>
+          <w:rFonts w:ascii="Arial" w:cs="Arial" w:eastAsia="Arial" w:hAnsi="Arial"/>
+          <w:sz w:val="17"/>
+          <w:szCs w:val="17"/>
+        </w:rPr>
+        <w:t xml:space="preserve"> (</w:t>
+      </w:r>
+      <w:hyperlink w:history="1" r:id="rIdre_-vtzsvgdmp85w0efro">
+        <w:r>
+          <w:rPr>
+            <w:rFonts w:ascii="Arial" w:cs="Arial" w:eastAsia="Arial" w:hAnsi="Arial"/>
+            <w:color w:val="1F6B75"/>
+            <w:sz w:val="17"/>
+            <w:szCs w:val="17"/>
+            <w:u w:val="single" w:color="1F6B75"/>
+          </w:rPr>
+          <w:t xml:space="preserve">CC BY-NC 4.0</w:t>
+        </w:r>
+      </w:hyperlink>
+      <w:r>
+        <w:rPr>
+          <w:rFonts w:ascii="Arial" w:cs="Arial" w:eastAsia="Arial" w:hAnsi="Arial"/>
+          <w:sz w:val="17"/>
+          <w:szCs w:val="17"/>
+        </w:rPr>
+        <w:t xml:space="preserve">). To view a copy of this license, visit </w:t>
+      </w:r>
+      <w:hyperlink w:history="1" r:id="rIdyg6aadettc2kwnswroiju">
+        <w:r>
+          <w:rPr>
+            <w:rFonts w:ascii="Arial" w:cs="Arial" w:eastAsia="Arial" w:hAnsi="Arial"/>
+            <w:color w:val="1F6B75"/>
+            <w:sz w:val="17"/>
+            <w:szCs w:val="17"/>
+            <w:u w:val="single" w:color="1F6B75"/>
+          </w:rPr>
+          <w:t xml:space="preserve">https://creativecommons.org/licenses/by-nc/4.0/</w:t>
+        </w:r>
+      </w:hyperlink>
+      <w:r>
+        <w:rPr>
+          <w:rFonts w:ascii="Arial" w:cs="Arial" w:eastAsia="Arial" w:hAnsi="Arial"/>
+          <w:sz w:val="17"/>
+          <w:szCs w:val="17"/>
+        </w:rPr>
+        <w:t xml:space="preserve">. You are free to copy, redistribute, and adapt this material in any medium or format, provided appropriate credit is given and the material is not used for commercial purposes. KICD learning outcomes and curriculum designations reproduced here for alignment purposes remain the property of KICD and are not covered by this license. Linked external resources (e.g. CK-12, Khan Academy, PhET) are subject to their own licenses.</w:t>
       </w:r>
     </w:p>
     <w:p>

--- a/data/outputs/v2/General_Science/SS1.5_Respiration/General_Science_Respiration_SummaryTable.docx
+++ b/data/outputs/v2/General_Science/SS1.5_Respiration/General_Science_Respiration_SummaryTable.docx
@@ -38,177 +38,6 @@
           <w:szCs w:val="22"/>
         </w:rPr>
         <w:t xml:space="preserve">Sub-Strand 1.5: Respiration — Teacher Reference (Pre-filled)</w:t>
-      </w:r>
-    </w:p>
-    <w:p>
-      <w:pPr>
-        <w:spacing w:after="80" w:before="120"/>
-      </w:pPr>
-      <w:r>
-        <w:rPr>
-          <w:rFonts w:ascii="Arial" w:cs="Arial" w:eastAsia="Arial" w:hAnsi="Arial"/>
-          <w:b/>
-          <w:bCs/>
-          <w:color w:val="1F3864"/>
-          <w:sz w:val="20"/>
-          <w:szCs w:val="20"/>
-        </w:rPr>
-        <w:t xml:space="preserve">ATTRIBUTION AND LICENSING</w:t>
-      </w:r>
-    </w:p>
-    <w:p>
-      <w:pPr>
-        <w:spacing w:after="60" w:before="0"/>
-      </w:pPr>
-      <w:r>
-        <w:rPr>
-          <w:rFonts w:ascii="Arial" w:cs="Arial" w:eastAsia="Arial" w:hAnsi="Arial"/>
-          <w:b/>
-          <w:bCs/>
-          <w:sz w:val="17"/>
-          <w:szCs w:val="17"/>
-        </w:rPr>
-        <w:t xml:space="preserve">Curriculum Alignment: </w:t>
-      </w:r>
-      <w:r>
-        <w:rPr>
-          <w:rFonts w:ascii="Arial" w:cs="Arial" w:eastAsia="Arial" w:hAnsi="Arial"/>
-          <w:sz w:val="17"/>
-          <w:szCs w:val="17"/>
-        </w:rPr>
-        <w:t xml:space="preserve">Structured in pedagogical alignment with the competence-based curriculum format and learning outcomes established by the Kenya Institute of Curriculum Development (KICD). This material is independently developed and is not officially endorsed or published by KICD.</w:t>
-      </w:r>
-    </w:p>
-    <w:p>
-      <w:pPr>
-        <w:spacing w:after="60" w:before="0"/>
-      </w:pPr>
-      <w:r>
-        <w:rPr>
-          <w:rFonts w:ascii="Arial" w:cs="Arial" w:eastAsia="Arial" w:hAnsi="Arial"/>
-          <w:b/>
-          <w:bCs/>
-          <w:sz w:val="17"/>
-          <w:szCs w:val="17"/>
-        </w:rPr>
-        <w:t xml:space="preserve">Content &amp; Pedagogy: </w:t>
-      </w:r>
-      <w:r>
-        <w:rPr>
-          <w:rFonts w:ascii="Arial" w:cs="Arial" w:eastAsia="Arial" w:hAnsi="Arial"/>
-          <w:sz w:val="17"/>
-          <w:szCs w:val="17"/>
-        </w:rPr>
-        <w:t xml:space="preserve">Developed and adapted by the educator team at SeaVuria (registered 501(c)(3) in the United States and registered NGO in Kenya, No. 872-850A-BF11), who designed the pedagogical framework, lesson templates and exemplar lessons on which this material is based.</w:t>
-      </w:r>
-    </w:p>
-    <w:p>
-      <w:pPr>
-        <w:spacing w:after="60" w:before="0"/>
-      </w:pPr>
-      <w:r>
-        <w:rPr>
-          <w:rFonts w:ascii="Arial" w:cs="Arial" w:eastAsia="Arial" w:hAnsi="Arial"/>
-          <w:b/>
-          <w:bCs/>
-          <w:sz w:val="17"/>
-          <w:szCs w:val="17"/>
-        </w:rPr>
-        <w:t xml:space="preserve">Production &amp; Layout: </w:t>
-      </w:r>
-      <w:r>
-        <w:rPr>
-          <w:rFonts w:ascii="Arial" w:cs="Arial" w:eastAsia="Arial" w:hAnsi="Arial"/>
-          <w:sz w:val="17"/>
-          <w:szCs w:val="17"/>
-        </w:rPr>
-        <w:t xml:space="preserve">Educational design and curriculum sequencing by SeaVuria. Technical layout, structural formatting, and digital optimization/implementation executed in partnership with ARES Education (registered 501(c)(3) in the United States and Canada (as Afretech Aid) and registered NGO in Kenya), with lesson drafting and compilation assisted by AI (Claude, Anthropic).</w:t>
-      </w:r>
-    </w:p>
-    <w:p>
-      <w:pPr>
-        <w:pBdr>
-          <w:bottom w:val="single" w:color="1F3864" w:sz="6" w:space="6"/>
-        </w:pBdr>
-        <w:spacing w:after="60" w:before="0"/>
-      </w:pPr>
-      <w:r>
-        <w:rPr>
-          <w:rFonts w:ascii="Arial" w:cs="Arial" w:eastAsia="Arial" w:hAnsi="Arial"/>
-          <w:b/>
-          <w:bCs/>
-          <w:sz w:val="17"/>
-          <w:szCs w:val="17"/>
-        </w:rPr>
-        <w:t xml:space="preserve">Licensing &amp; Copyright: </w:t>
-      </w:r>
-      <w:r>
-        <w:rPr>
-          <w:rFonts w:ascii="Arial" w:cs="Arial" w:eastAsia="Arial" w:hAnsi="Arial"/>
-          <w:sz w:val="17"/>
-          <w:szCs w:val="17"/>
-        </w:rPr>
-        <w:t xml:space="preserve">© 2026 SeaVuria and ARES. This work is licensed under a </w:t>
-      </w:r>
-      <w:hyperlink w:history="1" r:id="rIdr_zdehbm-jopl9rnayp3h">
-        <w:r>
-          <w:rPr>
-            <w:rFonts w:ascii="Arial" w:cs="Arial" w:eastAsia="Arial" w:hAnsi="Arial"/>
-            <w:color w:val="1F6B75"/>
-            <w:sz w:val="17"/>
-            <w:szCs w:val="17"/>
-            <w:u w:val="single" w:color="1F6B75"/>
-          </w:rPr>
-          <w:t xml:space="preserve">Creative Commons Attribution-NonCommercial 4.0 International License</w:t>
-        </w:r>
-      </w:hyperlink>
-      <w:r>
-        <w:rPr>
-          <w:rFonts w:ascii="Arial" w:cs="Arial" w:eastAsia="Arial" w:hAnsi="Arial"/>
-          <w:sz w:val="17"/>
-          <w:szCs w:val="17"/>
-        </w:rPr>
-        <w:t xml:space="preserve"> (</w:t>
-      </w:r>
-      <w:hyperlink w:history="1" r:id="rIdre_-vtzsvgdmp85w0efro">
-        <w:r>
-          <w:rPr>
-            <w:rFonts w:ascii="Arial" w:cs="Arial" w:eastAsia="Arial" w:hAnsi="Arial"/>
-            <w:color w:val="1F6B75"/>
-            <w:sz w:val="17"/>
-            <w:szCs w:val="17"/>
-            <w:u w:val="single" w:color="1F6B75"/>
-          </w:rPr>
-          <w:t xml:space="preserve">CC BY-NC 4.0</w:t>
-        </w:r>
-      </w:hyperlink>
-      <w:r>
-        <w:rPr>
-          <w:rFonts w:ascii="Arial" w:cs="Arial" w:eastAsia="Arial" w:hAnsi="Arial"/>
-          <w:sz w:val="17"/>
-          <w:szCs w:val="17"/>
-        </w:rPr>
-        <w:t xml:space="preserve">). To view a copy of this license, visit </w:t>
-      </w:r>
-      <w:hyperlink w:history="1" r:id="rIdyg6aadettc2kwnswroiju">
-        <w:r>
-          <w:rPr>
-            <w:rFonts w:ascii="Arial" w:cs="Arial" w:eastAsia="Arial" w:hAnsi="Arial"/>
-            <w:color w:val="1F6B75"/>
-            <w:sz w:val="17"/>
-            <w:szCs w:val="17"/>
-            <w:u w:val="single" w:color="1F6B75"/>
-          </w:rPr>
-          <w:t xml:space="preserve">https://creativecommons.org/licenses/by-nc/4.0/</w:t>
-        </w:r>
-      </w:hyperlink>
-      <w:r>
-        <w:rPr>
-          <w:rFonts w:ascii="Arial" w:cs="Arial" w:eastAsia="Arial" w:hAnsi="Arial"/>
-          <w:sz w:val="17"/>
-          <w:szCs w:val="17"/>
-        </w:rPr>
-        <w:t xml:space="preserve">. You are free to copy, redistribute, and adapt this material in any medium or format, provided appropriate credit is given and the material is not used for commercial purposes. KICD learning outcomes and curriculum designations reproduced here for alignment purposes remain the property of KICD and are not covered by this license. Linked external resources (e.g. CK-12, Khan Academy, PhET) are subject to their own licenses.</w:t>
       </w:r>
     </w:p>
     <w:p>
@@ -1848,6 +1677,185 @@
         </w:tc>
       </w:tr>
     </w:tbl>
+    <w:p>
+      <w:pPr>
+        <w:spacing w:after="120"/>
+      </w:pPr>
+      <w:r>
+        <w:t xml:space="preserve"/>
+      </w:r>
+    </w:p>
+    <w:p>
+      <w:pPr>
+        <w:spacing w:after="80" w:before="120"/>
+      </w:pPr>
+      <w:r>
+        <w:rPr>
+          <w:rFonts w:ascii="Arial" w:cs="Arial" w:eastAsia="Arial" w:hAnsi="Arial"/>
+          <w:b/>
+          <w:bCs/>
+          <w:color w:val="1F3864"/>
+          <w:sz w:val="20"/>
+          <w:szCs w:val="20"/>
+        </w:rPr>
+        <w:t xml:space="preserve">ATTRIBUTION AND LICENSING</w:t>
+      </w:r>
+    </w:p>
+    <w:p>
+      <w:pPr>
+        <w:spacing w:after="60" w:before="0"/>
+      </w:pPr>
+      <w:r>
+        <w:rPr>
+          <w:rFonts w:ascii="Arial" w:cs="Arial" w:eastAsia="Arial" w:hAnsi="Arial"/>
+          <w:b/>
+          <w:bCs/>
+          <w:sz w:val="17"/>
+          <w:szCs w:val="17"/>
+        </w:rPr>
+        <w:t xml:space="preserve">Curriculum Alignment: </w:t>
+      </w:r>
+      <w:r>
+        <w:rPr>
+          <w:rFonts w:ascii="Arial" w:cs="Arial" w:eastAsia="Arial" w:hAnsi="Arial"/>
+          <w:sz w:val="17"/>
+          <w:szCs w:val="17"/>
+        </w:rPr>
+        <w:t xml:space="preserve">Structured in pedagogical alignment with the competence-based curriculum format and learning outcomes established by the Kenya Institute of Curriculum Development (KICD). This material is independently developed and is not officially endorsed or published by KICD.</w:t>
+      </w:r>
+    </w:p>
+    <w:p>
+      <w:pPr>
+        <w:spacing w:after="60" w:before="0"/>
+      </w:pPr>
+      <w:r>
+        <w:rPr>
+          <w:rFonts w:ascii="Arial" w:cs="Arial" w:eastAsia="Arial" w:hAnsi="Arial"/>
+          <w:b/>
+          <w:bCs/>
+          <w:sz w:val="17"/>
+          <w:szCs w:val="17"/>
+        </w:rPr>
+        <w:t xml:space="preserve">Content &amp; Pedagogy: </w:t>
+      </w:r>
+      <w:r>
+        <w:rPr>
+          <w:rFonts w:ascii="Arial" w:cs="Arial" w:eastAsia="Arial" w:hAnsi="Arial"/>
+          <w:sz w:val="17"/>
+          <w:szCs w:val="17"/>
+        </w:rPr>
+        <w:t xml:space="preserve">Developed and adapted by the educator team at SeaVuria (registered 501(c)(3) in the United States and registered NGO in Kenya, No. 872-850A-BF11), who designed the pedagogical framework, lesson templates and exemplar lessons on which this material is based.</w:t>
+      </w:r>
+    </w:p>
+    <w:p>
+      <w:pPr>
+        <w:spacing w:after="60" w:before="0"/>
+      </w:pPr>
+      <w:r>
+        <w:rPr>
+          <w:rFonts w:ascii="Arial" w:cs="Arial" w:eastAsia="Arial" w:hAnsi="Arial"/>
+          <w:b/>
+          <w:bCs/>
+          <w:sz w:val="17"/>
+          <w:szCs w:val="17"/>
+        </w:rPr>
+        <w:t xml:space="preserve">Production &amp; Layout: </w:t>
+      </w:r>
+      <w:r>
+        <w:rPr>
+          <w:rFonts w:ascii="Arial" w:cs="Arial" w:eastAsia="Arial" w:hAnsi="Arial"/>
+          <w:sz w:val="17"/>
+          <w:szCs w:val="17"/>
+        </w:rPr>
+        <w:t xml:space="preserve">Educational design and curriculum sequencing by SeaVuria. Technical layout, structural formatting, and digital optimization/implementation executed in partnership with ARES Education (registered 501(c)(3) in the United States and Canada (as Afretech Aid) and registered NGO in Kenya), with lesson drafting and compilation assisted by AI (Claude, Anthropic).</w:t>
+      </w:r>
+    </w:p>
+    <w:p>
+      <w:pPr>
+        <w:pBdr>
+          <w:bottom w:val="single" w:color="1F3864" w:sz="6" w:space="6"/>
+        </w:pBdr>
+        <w:spacing w:after="60" w:before="0"/>
+      </w:pPr>
+      <w:r>
+        <w:rPr>
+          <w:rFonts w:ascii="Arial" w:cs="Arial" w:eastAsia="Arial" w:hAnsi="Arial"/>
+          <w:b/>
+          <w:bCs/>
+          <w:sz w:val="17"/>
+          <w:szCs w:val="17"/>
+        </w:rPr>
+        <w:t xml:space="preserve">Licensing &amp; Copyright: </w:t>
+      </w:r>
+      <w:r>
+        <w:rPr>
+          <w:rFonts w:ascii="Arial" w:cs="Arial" w:eastAsia="Arial" w:hAnsi="Arial"/>
+          <w:sz w:val="17"/>
+          <w:szCs w:val="17"/>
+        </w:rPr>
+        <w:t xml:space="preserve">© 2026 SeaVuria and ARES. This work is licensed under a </w:t>
+      </w:r>
+      <w:hyperlink w:history="1" r:id="rIdo2xa5gst76xqwbfqpb_k-">
+        <w:r>
+          <w:rPr>
+            <w:rFonts w:ascii="Arial" w:cs="Arial" w:eastAsia="Arial" w:hAnsi="Arial"/>
+            <w:color w:val="1F6B75"/>
+            <w:sz w:val="17"/>
+            <w:szCs w:val="17"/>
+            <w:u w:val="single" w:color="1F6B75"/>
+          </w:rPr>
+          <w:t xml:space="preserve">Creative Commons Attribution-NonCommercial 4.0 International License</w:t>
+        </w:r>
+      </w:hyperlink>
+      <w:r>
+        <w:rPr>
+          <w:rFonts w:ascii="Arial" w:cs="Arial" w:eastAsia="Arial" w:hAnsi="Arial"/>
+          <w:sz w:val="17"/>
+          <w:szCs w:val="17"/>
+        </w:rPr>
+        <w:t xml:space="preserve"> (</w:t>
+      </w:r>
+      <w:hyperlink w:history="1" r:id="rIduhhais1bkrhapmu0xx1zc">
+        <w:r>
+          <w:rPr>
+            <w:rFonts w:ascii="Arial" w:cs="Arial" w:eastAsia="Arial" w:hAnsi="Arial"/>
+            <w:color w:val="1F6B75"/>
+            <w:sz w:val="17"/>
+            <w:szCs w:val="17"/>
+            <w:u w:val="single" w:color="1F6B75"/>
+          </w:rPr>
+          <w:t xml:space="preserve">CC BY-NC 4.0</w:t>
+        </w:r>
+      </w:hyperlink>
+      <w:r>
+        <w:rPr>
+          <w:rFonts w:ascii="Arial" w:cs="Arial" w:eastAsia="Arial" w:hAnsi="Arial"/>
+          <w:sz w:val="17"/>
+          <w:szCs w:val="17"/>
+        </w:rPr>
+        <w:t xml:space="preserve">). To view a copy of this license, visit </w:t>
+      </w:r>
+      <w:hyperlink w:history="1" r:id="rIdvlrodetzehzrm8ray2ar9">
+        <w:r>
+          <w:rPr>
+            <w:rFonts w:ascii="Arial" w:cs="Arial" w:eastAsia="Arial" w:hAnsi="Arial"/>
+            <w:color w:val="1F6B75"/>
+            <w:sz w:val="17"/>
+            <w:szCs w:val="17"/>
+            <w:u w:val="single" w:color="1F6B75"/>
+          </w:rPr>
+          <w:t xml:space="preserve">https://creativecommons.org/licenses/by-nc/4.0/</w:t>
+        </w:r>
+      </w:hyperlink>
+      <w:r>
+        <w:rPr>
+          <w:rFonts w:ascii="Arial" w:cs="Arial" w:eastAsia="Arial" w:hAnsi="Arial"/>
+          <w:sz w:val="17"/>
+          <w:szCs w:val="17"/>
+        </w:rPr>
+        <w:t xml:space="preserve">. You are free to copy, redistribute, and adapt this material in any medium or format, provided appropriate credit is given and the material is not used for commercial purposes. KICD learning outcomes and curriculum designations reproduced here for alignment purposes remain the property of KICD and are not covered by this license. Linked external resources (e.g. CK-12, Khan Academy, PhET) are subject to their own licenses.</w:t>
+      </w:r>
+    </w:p>
     <w:sectPr>
       <w:pgSz w:w="15840" w:h="12240" w:orient="landscape"/>
       <w:pgMar w:top="1080" w:right="1080" w:bottom="1080" w:left="1080" w:header="708" w:footer="708" w:gutter="0"/>

--- a/data/outputs/v2/General_Science/SS1.5_Respiration/General_Science_Respiration_SummaryTable.docx
+++ b/data/outputs/v2/General_Science/SS1.5_Respiration/General_Science_Respiration_SummaryTable.docx
@@ -564,7 +564,7 @@
                 <w:sz w:val="18"/>
                 <w:szCs w:val="18"/>
               </w:rPr>
-              <w:t xml:space="preserve">Students observed a sealed thermos of uji (fermented maize porridge) that had been left overnight. They noted visible changes: a sour smell when opened, slight bubbling or fizzing, a change in taste, and a slight warmth compared to room temperature. These changes served as the anchoring phenomenon for the entire sub-strand.</w:t>
+              <w:t xml:space="preserve">A sealed thermos flask of fermented uji (uji wa kimea) brought from home to school in Kisumu produced visible bubbles and became increasingly sour over two hours, despite being completely sealed with no heat applied and no new ingredients added. When opened, a faint smell was noticeable. A side-by-side comparison with fresh uji wa kawaida (un-fermented maize porridge) in a sealed jar showed no such changes in the fresh sample.</w:t>
             </w:r>
           </w:p>
         </w:tc>
@@ -596,7 +596,7 @@
                 <w:sz w:val="18"/>
                 <w:szCs w:val="18"/>
               </w:rPr>
-              <w:t xml:space="preserve">Students learned that breathing (upumuaji) and cellular respiration (upumuaji wa seli) are two distinct processes. Breathing is the physical movement of air in and out of the lungs, while cellular respiration is a chemical process occurring inside every living cell that releases energy (ATP) from food (glucose). The changes in the uji — sourness, bubbles, warmth — are evidence that invisible chemical processes are happening inside the microorganisms in the porridge.</w:t>
+              <w:t xml:space="preserve">Breathing (upumuaji) and cellular respiration (upumuaji wa seli) are two different processes. Breathing is the physical movement of air in and out of the lungs — visible and whole-body. Cellular respiration is a chemical process that occurs inside every living cell, releasing energy from food (substrate) and producing carbon dioxide and other products. The changes in the sealed uji are caused by cellular respiration carried out by living microorganisms already present in the fermented porridge — not by heat or external forces.</w:t>
             </w:r>
           </w:p>
         </w:tc>
@@ -628,7 +628,7 @@
                 <w:sz w:val="18"/>
                 <w:szCs w:val="18"/>
               </w:rPr>
-              <w:t xml:space="preserve">Teacher note: At this stage, students are not expected to know the full mechanism of respiration. The goal is to anchor curiosity. Accept all predictions without correction — record them on the Driving Question Board (DQB). Use Socratic questioning: 'What do you think caused the sour smell? Where did the bubbles come from? Did the uji use energy or release energy?' Emphasise that the thermos analogy (sealed system, no visible input) makes the invisible process of cellular respiration puzzling and worth investigating. This lesson sets up the need-to-know that will drive all subsequent lessons.</w:t>
+              <w:t xml:space="preserve">The bubbles and increasing sourness in the sealed thermos of fermented uji are produced by microorganisms (likely yeast and bacteria) carrying out cellular respiration inside the flask. These organisms break down sugars in the uji to release energy, producing carbon dioxide gas (the bubbles) and acids (the sour taste) as by-products. Because the flask is sealed and the process still occurs, we begin to ask: does this type of cellular respiration require oxygen, or can it happen without it? This question — aerobic versus anaerobic respiration — is what the rest of the unit will investigate and explain.</w:t>
             </w:r>
           </w:p>
         </w:tc>
@@ -681,7 +681,7 @@
                 <w:sz w:val="18"/>
                 <w:szCs w:val="18"/>
               </w:rPr>
-              <w:t xml:space="preserve">Aerobic Respiration: Releasing Energy from Ugali in Every Cell</w:t>
+              <w:t xml:space="preserve">Observe and Explore: Aerobic Respiration and the Energy in Our Food</w:t>
             </w:r>
           </w:p>
         </w:tc>
@@ -713,7 +713,7 @@
                 <w:sz w:val="18"/>
                 <w:szCs w:val="18"/>
               </w:rPr>
-              <w:t xml:space="preserve">Students examined a diagram and short reading showing a Kenyan long-distance runner (e.g., Eliud Kipchoge) during a marathon. They traced the journey of glucose from ugali (carbohydrate source) through digestion, into the bloodstream, and into muscle cells — where oxygen from breathing is used to release energy. A simple limewater demonstration confirmed CO₂ is exhaled during breathing, linking breathing to cellular chemistry.</w:t>
+              <w:t xml:space="preserve">Learners observed and read about the process of aerobic respiration, noting that glucose and oxygen are consumed inside the mitochondria of living cells to release energy (ATP), carbon dioxide, and water. They connected this to the energy needs of Amina the Nairobi sprinter and to the food journey from ugali to ATP in human cells.</w:t>
             </w:r>
           </w:p>
         </w:tc>
@@ -745,7 +745,7 @@
                 <w:sz w:val="18"/>
                 <w:szCs w:val="18"/>
               </w:rPr>
-              <w:t xml:space="preserve">Students learned the overall word and symbol equation for aerobic respiration: Glucose + Oxygen → Carbon dioxide + Water + Energy (ATP). C₆H₁₂O₆ + 6O₂ → 6CO₂ + 6H₂O + ATP. They learned that aerobic respiration occurs in the mitochondria and releases a large amount of usable energy (approximately 38 ATP molecules per glucose). Oxygen is essential; without it, the cell must switch to a less efficient pathway.</w:t>
+              <w:t xml:space="preserve">Aerobic respiration requires glucose and oxygen as reactants and produces carbon dioxide, water, and ATP (energy). It occurs primarily in the mitochondria. A continuous supply of oxygen is essential for sustained energy release in active cells. The word equation is: Glucose + Oxygen yields Carbon Dioxide + Water + Energy (ATP).</w:t>
             </w:r>
           </w:p>
         </w:tc>
@@ -777,7 +777,7 @@
                 <w:sz w:val="18"/>
                 <w:szCs w:val="18"/>
               </w:rPr>
-              <w:t xml:space="preserve">Teacher note: Stress the distinction between the equation as a summary and the actual multi-step process. Use the analogy of burning charcoal (mkaa) — the energy in charcoal is released when it reacts with oxygen, just as glucose 'burns' in a controlled way inside mitochondria. Cold-call at least 4 students to identify inputs and outputs. Ask: 'If Kipchoge's muscle cells run out of oxygen at km 30, what do you predict happens to his performance?' This foreshadows anaerobic respiration in Lesson 3. Post the aerobic equation on the DQB as the first confirmed answer.</w:t>
+              <w:t xml:space="preserve">Aerobic respiration begins to explain how living organisms release energy from food, including how a student's muscle cells use glucose from ugali during exercise. However, aerobic respiration alone does NOT fully explain the bubbling and souring inside the sealed uji thermos, because that flask has no fresh oxygen entering — something else must be happening, and that process will be investigated in Lesson 3.</w:t>
             </w:r>
           </w:p>
         </w:tc>
@@ -862,7 +862,7 @@
                 <w:sz w:val="18"/>
                 <w:szCs w:val="18"/>
               </w:rPr>
-              <w:t xml:space="preserve">Students conducted a hands-on experiment: yeast + sugar solution was sealed in a bottle with a balloon stretched over the neck. Over 15–20 minutes, they observed the balloon inflating (CO₂ production) and recorded data. A control (boiled/dead yeast) showed no balloon inflation. Limewater turning milky confirmed CO₂ was the gas produced. Students also noted a faint alcohol smell from the active flask.</w:t>
+              <w:t xml:space="preserve">Learners observed that Flask A (yeast + glucose) produced visible bubbles in the liquid and caused the lime water in the connected test tube to turn milky/white within 10–20 minutes. Flask B (glucose only, no yeast) produced no bubbles and the lime water remained clear. Learners also noted a faint smell (ethanol/yeasty) from Flask A but not from Flask B.</w:t>
             </w:r>
           </w:p>
         </w:tc>
@@ -894,7 +894,7 @@
                 <w:sz w:val="18"/>
                 <w:szCs w:val="18"/>
               </w:rPr>
-              <w:t xml:space="preserve">Students learned that: (1) yeast carries out anaerobic respiration (fermentation) in the absence of oxygen; (2) the products are carbon dioxide (CO₂) and ethanol (alcohol); (3) the word and symbol equation is: Glucose → Ethanol + Carbon dioxide + (small amount of) Energy. C₆H₁₂O₆ → 2C₂H₅OH + 2CO₂ + ATP. This is called alcoholic fermentation. The process releases far less ATP than aerobic respiration (~2 ATP vs ~38 ATP).</w:t>
+              <w:t xml:space="preserve">Learners learned that: (1) yeast carries out anaerobic respiration in the absence of oxygen; (2) the products are carbon dioxide (CO₂) and ethanol; (3) CO₂ is the gas that turns lime water milky — this is a standard chemical test for CO₂; (4) the word equation is: glucose → ethanol + carbon dioxide (+ energy); (5) the yeast naturally present in fermented uji carries out this same process inside the sealed thermos, producing the bubbles Achieng observed.</w:t>
             </w:r>
           </w:p>
         </w:tc>
@@ -926,7 +926,7 @@
                 <w:sz w:val="18"/>
                 <w:szCs w:val="18"/>
               </w:rPr>
-              <w:t xml:space="preserve">Teacher note: This lesson is the critical empirical anchor for anaerobic respiration. Ensure students connect the balloon inflation directly to the CO₂ in the uji thermos from Lesson 1 — 'We now have evidence for what caused the bubbles!' Emphasise the NGSS practice of Analysing and Interpreting Data: require students to compare the experimental and control flasks quantitatively (balloon diameter or qualitative scale). Ask: 'Why did the boiled yeast produce no gas? What variable did we control?' Allow 2 minutes wait time for written predictions before results are revealed. Record the alcoholic fermentation equation on the DQB.</w:t>
+              <w:t xml:space="preserve">Using today's experimental evidence, learners can now explain the anchoring phenomenon: the bubbles inside Achieng's sealed thermos of uji are carbon dioxide gas produced by yeast cells carrying out anaerobic respiration. The yeast consume glucose present in the fermented maize porridge, producing CO₂ (the bubbles) and ethanol. No oxygen is required, which is why the process continues even inside a sealed thermos. The increasing sourness is not yet fully explained by today's lesson (lactic acid from bacterial fermentation will be addressed in a later lesson), giving learners a legitimate remaining question for the DQB.</w:t>
             </w:r>
           </w:p>
         </w:tc>
@@ -1011,7 +1011,7 @@
                 <w:sz w:val="18"/>
                 <w:szCs w:val="18"/>
               </w:rPr>
-              <w:t xml:space="preserve">Students compared two scenarios: (1) a Kenyan farmer's muscles during intense digging (jembe work) — feeling the burn after sustained effort; (2) uji that has been left to ferment overnight becoming sour. They read a short case study explaining that muscle cells produce lactic acid under oxygen debt, while yeast/plant cells produce ethanol and CO₂. A pH indicator strip showed the fermented uji was more acidic than fresh uji.</w:t>
+              <w:t xml:space="preserve">Learners added universal indicator to three samples (fresh uji, fermented uji from the sealed thermos, and mala) and recorded colour changes and pH values. They observed the limewater turning milky in a sealed yeast-sugar flask with no oxygen input, confirming CO₂ production under anaerobic conditions. Fermented uji registered pH 3–4 (orange-red with universal indicator), significantly lower than fresh uji (pH 5.5–6.5, yellow-green) and distilled water control (pH 7, green).</w:t>
             </w:r>
           </w:p>
         </w:tc>
@@ -1043,7 +1043,7 @@
                 <w:sz w:val="18"/>
                 <w:szCs w:val="18"/>
               </w:rPr>
-              <w:t xml:space="preserve">Students learned that anaerobic respiration in yeast and plants (alcoholic fermentation) converts glucose into ethanol and carbon dioxide, releasing a small amount of energy. In animals (including humans), anaerobic respiration produces lactic acid (not ethanol): Glucose → Lactic acid + (small amount of) Energy. C₆H₁₂O₆ → 2C₃H₆O₃ + ATP. The accumulation of lactic acid causes the burning sensation in muscles and leads to 'oxygen debt' — the body must continue breathing rapidly after exercise to oxidise the lactic acid.</w:t>
+              <w:t xml:space="preserve">Anaerobic respiration in yeast and plants (alcoholic fermentation) converts glucose into ethanol and carbon dioxide, releasing a small amount of energy (ATP): C₆H₁₂O₆ → 2C₂H₅OH + 2CO₂. The CO₂ produces the bubbles observed in the sealed thermos; the accumulation of acidic by-products lowers the pH of the uji, producing its sour taste. In animal muscle cells under oxygen-deficient conditions (e.g., a sprinting athlete), anaerobic respiration follows the lactic acid pathway: C₆H₁₂O₆ → 2C₃H₆O₃, producing lactic acid which causes the burning sensation in muscles. Both pathways produce far less ATP than aerobic respiration and do not require oxygen.</w:t>
             </w:r>
           </w:p>
         </w:tc>
@@ -1075,7 +1075,7 @@
                 <w:sz w:val="18"/>
                 <w:szCs w:val="18"/>
               </w:rPr>
-              <w:t xml:space="preserve">Teacher note: The sour taste of fermented uji is direct evidence of acid production — use this to make lactic acid tangible. Draw a comparison table on the board: Aerobic vs. Anaerobic (yeast) vs. Anaerobic (animals) — substrate, products, ATP yield, location. Cold-call 5 students to fill in one cell each. Ask: 'Why does the farmer keep panting after he stops digging, even though the digging is over?' (oxygen debt). Clarify the common misconception that lactic acid = pain permanently — emphasise it is recycled in the liver when oxygen becomes available again. Update the DQB to answer: 'Why is the uji sour?'</w:t>
+              <w:t xml:space="preserve">The sour taste and bubbles in the Kisumu student's sealed thermos of uji are explained by yeast cells carrying out alcoholic fermentation — anaerobic respiration — using glucose in the maize porridge as a substrate. Without oxygen, yeast cannot complete aerobic respiration, so it uses a shorter pathway that produces ethanol (responsible for any alcoholic notes) and CO₂ (the bubbles). The accumulation of CO₂ dissolved as carbonic acid, plus other organic acids, lowers the pH of the uji from approximately pH 6 to pH 3–4, which the tongue detects as sourness. The same principle — an acid product from anaerobic metabolism — explains why fresh uji (unfermented, no active yeast) does not sour in the same way, and why mala (fermented milk, produced by lactic acid bacteria) is similarly sour. In animal cells like those in a Nairobi sprinter's thigh muscles, a parallel but chemically distinct pathway produces lactic acid instead of ethanol, causing the characteristic burning sensation during intense exercise.</w:t>
             </w:r>
           </w:p>
         </w:tc>
@@ -1128,7 +1128,7 @@
                 <w:sz w:val="18"/>
                 <w:szCs w:val="18"/>
               </w:rPr>
-              <w:t xml:space="preserve">The ATP Story: Where Does the Energy Actually Go?</w:t>
+              <w:t xml:space="preserve">Respiratory Substrates and Respiratory Quotient: What Fuel Are Our Cells Really Burning?</w:t>
             </w:r>
           </w:p>
         </w:tc>
@@ -1160,7 +1160,7 @@
                 <w:sz w:val="18"/>
                 <w:szCs w:val="18"/>
               </w:rPr>
-              <w:t xml:space="preserve">Students watched or read a short illustrated account of ATP (adenosine triphosphate) as the cell's 'energy currency' — analogous to M-Pesa tokens that can be spent anywhere in the cell. They examined diagrams showing ATP being produced during respiration and 'spent' during muscle contraction, active transport, and biosynthesis. A worked example compared the ATP yield of aerobic vs. anaerobic respiration numerically.</w:t>
+              <w:t xml:space="preserve">We looked at data tables showing how much O2 is consumed and how much CO2 is produced when glucose, fat, and protein are completely oxidised during aerobic respiration. We also sorted familiar Kenyan foods (ugali, nyama choma, avocado, mala, mandazi dough, groundnut oil) into substrate categories.</w:t>
             </w:r>
           </w:p>
         </w:tc>
@@ -1192,7 +1192,7 @@
                 <w:sz w:val="18"/>
                 <w:szCs w:val="18"/>
               </w:rPr>
-              <w:t xml:space="preserve">Students learned that ATP is the universal energy carrier in all living cells. Aerobic respiration produces approximately 36–38 ATP per glucose molecule; anaerobic respiration produces only 2 ATP per glucose molecule. The difference explains why aerobic respiration is far more efficient for sustained activity. Energy released from ATP hydrolysis (ATP → ADP + Pᵢ + energy) powers all cellular processes — movement, growth, active transport, and synthesis of molecules like proteins.</w:t>
+              <w:t xml:space="preserve">The three main respiratory substrates are carbohydrates (RQ = 1.0), fats (RQ approximately 0.7), and proteins (RQ approximately 0.8). The respiratory quotient (RQ) is calculated as the volume of CO2 produced divided by the volume of O2 consumed. An RQ above 1.0 indicates that anaerobic respiration is contributing to energy release, because fermentation produces CO2 without consuming O2.</w:t>
             </w:r>
           </w:p>
         </w:tc>
@@ -1224,7 +1224,7 @@
                 <w:sz w:val="18"/>
                 <w:szCs w:val="18"/>
               </w:rPr>
-              <w:t xml:space="preserve">Teacher note: The M-Pesa analogy is powerful for Kenyan students — just as M-Pesa converts money into a usable token, respiration converts glucose chemical energy into ATP 'tokens' the cell can spend. Avoid over-mathematising the ATP count at this level; focus on the qualitative contrast (38 vs. 2). Ask: 'If a matatu engine used anaerobic respiration instead of aerobic combustion, how far do you think it would travel on the same amount of fuel?' (Elicit: much less far — only ~5% efficiency). Connect back to Kipchoge: 'Why must marathon runners breathe aerobically for most of the race?' Post the ATP yield comparison on the DQB.</w:t>
+              <w:t xml:space="preserve">The yeast in the sealed uji thermos is using glucose (a carbohydrate substrate) as its respiratory fuel. Because the flask is sealed and oxygen becomes limited, the yeast shifts to anaerobic fermentation — this produces CO2 without consuming O2, pushing the effective RQ above 1.0 and explaining why so many bubbles accumulate inside the sealed thermos even though no new ingredients were added.</w:t>
             </w:r>
           </w:p>
         </w:tc>
@@ -1309,7 +1309,7 @@
                 <w:sz w:val="18"/>
                 <w:szCs w:val="18"/>
               </w:rPr>
-              <w:t xml:space="preserve">Students designed and observed a structured investigation comparing yeast activity (balloon inflation rate) at different temperatures: cold water (~10°C, simulating Kericho/Aberdare highlands), room temperature (~25°C, simulating Nairobi), and warm water (~37–40°C, simulating Mombasa coast). They recorded balloon diameter at 5-minute intervals and plotted a graph. A class discussion also addressed the effects of glucose concentration and pH.</w:t>
+              <w:t xml:space="preserve">Yeast-glucose solutions at ~40 °C produced CO₂ bubbles much faster (lime water turned milky in ~4 minutes) than solutions at ~5 °C (lime water barely changed in 15 minutes). Sealed (anaerobic) flasks showed slower initial CO₂ output but increasing sourness over time. Higher glucose concentration (10 g/50 mL) produced faster and more sustained bubble rates than low concentration (2 g/50 mL). Germinating maize seeds turned lime water milky significantly faster than dry seeds of equal number, indicating higher respiration rates in metabolically active seeds.</w:t>
             </w:r>
           </w:p>
         </w:tc>
@@ -1341,7 +1341,7 @@
                 <w:sz w:val="18"/>
                 <w:szCs w:val="18"/>
               </w:rPr>
-              <w:t xml:space="preserve">Students learned that the rate of respiration in living organisms is controlled by at least four key factors: (1) Temperature — increasing temperature speeds up enzyme activity and respiration rate, up to an optimum (~37–40°C for human cells); beyond the optimum, enzymes denature and the rate drops sharply. (2) Glucose (substrate) concentration — more substrate increases the rate until enzymes are saturated. (3) Oxygen availability — more oxygen drives faster aerobic respiration; absence forces anaerobic respiration. (4) pH — enzymes function optimally at a specific pH; extremes denature them.</w:t>
+              <w:t xml:space="preserve">The rate of respiration in living organisms — whether yeast in uji or cells in germinating seeds — is controlled by at least four key factors: (1) Temperature: higher temperatures increase enzyme activity and therefore increase respiration rate, up to an optimum beyond which enzymes denature; (2) Oxygen availability: aerobic respiration is faster and more efficient, but anaerobic respiration proceeds when oxygen is limited, producing acids and CO₂; (3) Substrate concentration: more glucose (or other respiratory substrate) provides more fuel, increasing respiration rate up to enzyme saturation; (4) Surface area and metabolic activity: germinating seeds have greater metabolic activity and surface area for gas exchange, producing more CO₂ per unit time than dormant dry seeds. These factors explain why the uji in the Kisumu thermos ferments noticeably faster on a warm Mombasa afternoon (~30–35 °C) than during a cool Kericho highland morning (~13–16 °C) — the higher temperature accelerates yeast enzyme activity, increasing the rate of anaerobic fermentation, CO₂ production, and acid accumulation.</w:t>
             </w:r>
           </w:p>
         </w:tc>
@@ -1373,7 +1373,7 @@
                 <w:sz w:val="18"/>
                 <w:szCs w:val="18"/>
               </w:rPr>
-              <w:t xml:space="preserve">Teacher note: The Mombasa vs. Kericho framing is a powerful contextual hook — students from both regions will immediately relate to why food spoils faster at the coast. Emphasise that all four factors work through enzymes — this is the mechanistic link. Require students to draw a correctly labelled rate-vs-temperature graph showing the rise, optimum, and sharp fall after denaturation. Common misconception to address: 'Higher temperature is always better' — correct this explicitly using the denaturation concept. Ask: 'What would a tea farmer in Kericho need to do differently to ferment uji compared to a fisherman in Kisumu?' Cold-call 3 students. Update DQB: 'Why does uji ferment faster in hot weather?'</w:t>
+              <w:t xml:space="preserve">The rate of anaerobic respiration (fermentation) in the yeast cells inside the sealed uji thermos is directly regulated by the temperature of the surroundings, the concentration of glucose in the uji, and the availability of oxygen diffusing through the porridge. At the warmer coastal temperatures of Mombasa, yeast enzymes catalyse the breakdown of glucose to ethanol and carbon dioxide at a faster rate — producing more bubbles and more lactic/acetic acid (sourness) per unit time. In the cooler Kericho highlands, the same enzymes work more slowly, reducing the fermentation rate and preserving the uji's freshness longer. This also explains why sealed, glucose-rich uji ferments faster than fresh unsweetened uji wa kawaida — the substrate concentration directly fuels enzyme activity. Understanding and controlling these factors has direct economic value: food processors in Nairobi can maintain optimal fermentation temperatures to standardise uji, yoghurt, and togwa production; biogas plants in the Rift Valley can maximise methane output by controlling substrate concentration and temperature; and farmers can store grain safely by keeping it cool and dry to suppress microbial respiration.</w:t>
             </w:r>
           </w:p>
         </w:tc>
@@ -1458,7 +1458,7 @@
                 <w:sz w:val="18"/>
                 <w:szCs w:val="18"/>
               </w:rPr>
-              <w:t xml:space="preserve">Students reviewed their Driving Question Board entries from Lessons 1–6 and assessed which questions had been answered and which remained open. They then examined case studies and images of Kenyan industries that depend on anaerobic respiration: (1) uji/togwa fermentation (home and commercial scale); (2) Tusker/EABL beer brewing in Nairobi; (3) Kenyan bread and mandazi baking (yeast-leavened); (4) biogas production from livestock waste in rural Rift Valley farms; (5) silage production for dairy cattle feed in Kericho.</w:t>
+              <w:t xml:space="preserve">Learners colour-coded their Driving Question Board, conducted a gallery walk with evidence citations, and listened to peer group presentations on five Kenyan economic applications of anaerobic respiration (mala/yoghurt, uji fermentation, Rift Valley biogas, silage, mandazi leavening).</w:t>
             </w:r>
           </w:p>
         </w:tc>
@@ -1490,7 +1490,7 @@
                 <w:sz w:val="18"/>
                 <w:szCs w:val="18"/>
               </w:rPr>
-              <w:t xml:space="preserve">Students learned that anaerobic respiration is not only a cellular survival mechanism — it is the biochemical engine behind major sectors of Kenya's agro-processing economy. Alcoholic fermentation by yeast is harnessed in brewing, baking (CO₂ causes dough to rise), and production of bioethanol fuel. Lactic acid fermentation by bacteria is used in yoghurt, fermented milk (mursik among the Kalenjin), and silage. Biogas (methane + CO₂) produced by anaerobic bacteria digesting organic waste provides clean cooking energy for rural Kenyan households.</w:t>
+              <w:t xml:space="preserve">Anaerobic respiration is not only a cellular survival mechanism — it is the biochemical engine behind major sectors of Kenya's agro-processing economy, from Brookside dairy to Rift Valley biogas plants to mandazi sellers in Mombasa. The same CO₂ that bubbled in the sealed uji thermos causes mandazi dough to rise; the same lactic acid that soured the uji is what preserves mala and silage. Each application involves specific microorganisms carrying out anaerobic respiration under oxygen-limited conditions, producing economically valuable by-products. Brewing alcoholic substances is explicitly excluded from responsible application of this knowledge.</w:t>
             </w:r>
           </w:p>
         </w:tc>
@@ -1522,7 +1522,7 @@
                 <w:sz w:val="18"/>
                 <w:szCs w:val="18"/>
               </w:rPr>
-              <w:t xml:space="preserve">Teacher note: This lesson bridges science and real-world application — a core CBE competency. Ask students to identify which of these industries exists in their own county or community. For biogas, show a simple diagram of a biogas digester and ask: 'What is the substrate? What microorganism is responsible? What is the useful product?' (Organic waste → methane → cooking fuel). Revisit the DQB formally: read each original question aloud, cold-call a student to answer, and mark it as 'answered' or 'still investigating.' Identify any remaining gaps that will be closed in Lesson 8. This metacognitive DQB review is a high-value pedagogical moment — allow 10 full minutes for it.</w:t>
+              <w:t xml:space="preserve">Learners can now explain how anaerobic respiration products — CO₂, lactic acid, and methane — are harnessed in specific Kenyan industries, name the microorganisms involved, write the relevant word equations, and connect each application to the anchoring phenomenon of the fermenting uji thermos and to Kenya's Vision 2030 agro-processing goals.</w:t>
             </w:r>
           </w:p>
         </w:tc>
@@ -1607,7 +1607,7 @@
                 <w:sz w:val="18"/>
                 <w:szCs w:val="18"/>
               </w:rPr>
-              <w:t xml:space="preserve">Students presented their cumulative explanatory models (diagrams, flowcharts, or annotated posters) built and revised across all 8 lessons. Models were required to show: the inputs and outputs of aerobic and anaerobic respiration, the role of mitochondria, ATP as energy currency, environmental factors affecting rate, and at least one real-world application. A final class discussion revisited the original anchoring phenomenon — the sealed thermos of uji.</w:t>
+              <w:t xml:space="preserve">Learners observed three value-addition projects — yoghurt, uji/porridge fermentation, and a biogas model — displayed as gallery walk stations. They observed physical evidence of anaerobic respiration: pH change (colour shift of red cabbage indicator in fermented uji), gas collection in a balloon (biogas model), and texture/smell change in yoghurt. They observed two Lesson 1 naive models displayed alongside two Final Models on the board, making the visual contrast between initial and revised scientific thinking concrete.</w:t>
             </w:r>
           </w:p>
         </w:tc>
@@ -1639,7 +1639,7 @@
                 <w:sz w:val="18"/>
                 <w:szCs w:val="18"/>
               </w:rPr>
-              <w:t xml:space="preserve">Students consolidated that: (1) both aerobic and anaerobic respiration release ATP from organic substrates (primarily glucose); (2) aerobic respiration is far more efficient (36–38 ATP) and requires oxygen, producing CO₂ and water; (3) anaerobic respiration produces 2 ATP and generates ethanol + CO₂ (yeast/plants) or lactic acid (animals); (4) the respiratory quotient (RQ = CO₂ produced ÷ O₂ consumed) can be used to identify the substrate being respired — RQ = 1 for carbohydrates, &gt;1 for anaerobic, &lt;1 for fats; (5) these processes underpin both biological function and economic production across Kenya.</w:t>
+              <w:t xml:space="preserve">Learners consolidated that: (1) both aerobic and anaerobic respiration release ATP from organic substrates; (2) the respiratory quotient (RQ = CO₂ produced ÷ O₂ consumed) identifies substrate type — RQ = 1 for carbohydrates, &lt; 1 for fats, &gt; 1 for anaerobic fermentation; (3) factors such as temperature, substrate concentration, enzyme availability, and oxygen levels control the rate of both pathways; (4) anaerobic fermentation by yeast and lactic acid bacteria produces CO₂, ethanol, and lactic acid — precisely the agents responsible for the bubbles and sourness in the sealed uji thermos; (5) these same processes have direct economic value in yoghurt production, fermented porridge (uji wa kimea), and biogas generation in Kenyan households and industries.</w:t>
             </w:r>
           </w:p>
         </w:tc>
@@ -1671,7 +1671,7 @@
                 <w:sz w:val="18"/>
                 <w:szCs w:val="18"/>
               </w:rPr>
-              <w:t xml:space="preserve">Teacher note: The model showcase is a performance task — assess models using the three criteria: accuracy (correct equations and products), completeness (all lesson concepts represented), and application (real-world Kenyan connection). Require every model to explicitly answer the driving question. During the final class discussion, return physically to the thermos of uji from Lesson 1 and cold-call students to now give a full scientific explanation of every change observed — sourness (lactic/acetic acid), bubbles (CO₂ from yeast fermentation), warmth (energy/ATP released as heat). If time allows, pose an extension question: 'Could you design a small biogas digester using kitchen waste from your home? What would you need?' This connects to the NGSS practice of Designing Solutions and the CBE value of community problem-solving.</w:t>
+              <w:t xml:space="preserve">Learners constructed a Final Annotated Explanatory Model linking the anchoring phenomenon (sealed thermos of uji, Kisumu student, bubbles, sour smell) to all unit concepts: aerobic and anaerobic respiration pathways, respiratory substrates and RQ values, factors affecting respiration, and economic applications. They closed every outstanding question on the Driving Question Board with evidence-based answers and articulated a full 3-sentence response to the driving question: 'How do living organisms — from the yeast in our uji to the cells in our own muscles — release energy from food, and how can we use these invisible processes to create useful products and solve real problems in our communities?'</w:t>
             </w:r>
           </w:p>
         </w:tc>
@@ -1795,7 +1795,7 @@
         </w:rPr>
         <w:t xml:space="preserve">© 2026 SeaVuria and ARES. This work is licensed under a </w:t>
       </w:r>
-      <w:hyperlink w:history="1" r:id="rIdo2xa5gst76xqwbfqpb_k-">
+      <w:hyperlink w:history="1" r:id="rIdnrkplh43wtpwajxnec0id">
         <w:r>
           <w:rPr>
             <w:rFonts w:ascii="Arial" w:cs="Arial" w:eastAsia="Arial" w:hAnsi="Arial"/>
@@ -1815,7 +1815,7 @@
         </w:rPr>
         <w:t xml:space="preserve"> (</w:t>
       </w:r>
-      <w:hyperlink w:history="1" r:id="rIduhhais1bkrhapmu0xx1zc">
+      <w:hyperlink w:history="1" r:id="rId1aets-m0n6fbgbzw5dff7">
         <w:r>
           <w:rPr>
             <w:rFonts w:ascii="Arial" w:cs="Arial" w:eastAsia="Arial" w:hAnsi="Arial"/>
@@ -1835,7 +1835,7 @@
         </w:rPr>
         <w:t xml:space="preserve">). To view a copy of this license, visit </w:t>
       </w:r>
-      <w:hyperlink w:history="1" r:id="rIdvlrodetzehzrm8ray2ar9">
+      <w:hyperlink w:history="1" r:id="rIdahpz4pc_ulkqipewxe_30">
         <w:r>
           <w:rPr>
             <w:rFonts w:ascii="Arial" w:cs="Arial" w:eastAsia="Arial" w:hAnsi="Arial"/>

--- a/data/outputs/v2/General_Science/SS1.5_Respiration/General_Science_Respiration_SummaryTable.docx
+++ b/data/outputs/v2/General_Science/SS1.5_Respiration/General_Science_Respiration_SummaryTable.docx
@@ -1341,7 +1341,7 @@
                 <w:sz w:val="18"/>
                 <w:szCs w:val="18"/>
               </w:rPr>
-              <w:t xml:space="preserve">The rate of respiration in living organisms — whether yeast in uji or cells in germinating seeds — is controlled by at least four key factors: (1) Temperature: higher temperatures increase enzyme activity and therefore increase respiration rate, up to an optimum beyond which enzymes denature; (2) Oxygen availability: aerobic respiration is faster and more efficient, but anaerobic respiration proceeds when oxygen is limited, producing acids and CO₂; (3) Substrate concentration: more glucose (or other respiratory substrate) provides more fuel, increasing respiration rate up to enzyme saturation; (4) Surface area and metabolic activity: germinating seeds have greater metabolic activity and surface area for gas exchange, producing more CO₂ per unit time than dormant dry seeds. These factors explain why the uji in the Kisumu thermos ferments noticeably faster on a warm Mombasa afternoon (~30–35 °C) than during a cool Kericho highland morning (~13–16 °C) — the higher temperature accelerates yeast enzyme activity, increasing the rate of anaerobic fermentation, CO₂ production, and acid accumulation.</w:t>
+              <w:t xml:space="preserve">The rate of respiration in living organisms — whether yeast in uji or cells in germinating seeds — is controlled by at least four key factors: (1) Temperature: higher temperatures increase enzyme activity and therefore increase respiration rate, up to an optimum beyond which enzymes denature; (2) Oxygen availability: aerobic respiration is faster and more efficient, but anaerobic respiration proceeds when oxygen is limited, producing acids and CO₂; (3) Substrate concentration: more glucose (or other respiratory substrate) provides more fuel, increasing respiration rate up to enzyme saturation; (4) Surface area and metabolic activity: germinating seeds have greater metabolic activity and surface area for gas exchange, producing more CO₂ per unit time than dormant dry seeds. These factors explain why identical uji ferments noticeably faster on a warm Mombasa afternoon (~30–35 °C) than during a cool Kericho highland morning (~13–16 °C) — the higher temperature accelerates yeast enzyme activity, increasing the rate of anaerobic fermentation, CO₂ production, and acid accumulation.</w:t>
             </w:r>
           </w:p>
         </w:tc>
@@ -1795,7 +1795,7 @@
         </w:rPr>
         <w:t xml:space="preserve">© 2026 SeaVuria and ARES. This work is licensed under a </w:t>
       </w:r>
-      <w:hyperlink w:history="1" r:id="rIdnrkplh43wtpwajxnec0id">
+      <w:hyperlink w:history="1" r:id="rIddxtxtyecatkqsteo_q_mr">
         <w:r>
           <w:rPr>
             <w:rFonts w:ascii="Arial" w:cs="Arial" w:eastAsia="Arial" w:hAnsi="Arial"/>
@@ -1815,7 +1815,7 @@
         </w:rPr>
         <w:t xml:space="preserve"> (</w:t>
       </w:r>
-      <w:hyperlink w:history="1" r:id="rId1aets-m0n6fbgbzw5dff7">
+      <w:hyperlink w:history="1" r:id="rIdudrsbj9ivba4wyemtf6sp">
         <w:r>
           <w:rPr>
             <w:rFonts w:ascii="Arial" w:cs="Arial" w:eastAsia="Arial" w:hAnsi="Arial"/>
@@ -1835,7 +1835,7 @@
         </w:rPr>
         <w:t xml:space="preserve">). To view a copy of this license, visit </w:t>
       </w:r>
-      <w:hyperlink w:history="1" r:id="rIdahpz4pc_ulkqipewxe_30">
+      <w:hyperlink w:history="1" r:id="rIdaqqjlshg-eld1bmjicjbc">
         <w:r>
           <w:rPr>
             <w:rFonts w:ascii="Arial" w:cs="Arial" w:eastAsia="Arial" w:hAnsi="Arial"/>

--- a/data/outputs/v2/General_Science/SS1.5_Respiration/General_Science_Respiration_SummaryTable.docx
+++ b/data/outputs/v2/General_Science/SS1.5_Respiration/General_Science_Respiration_SummaryTable.docx
@@ -1795,7 +1795,7 @@
         </w:rPr>
         <w:t xml:space="preserve">© 2026 SeaVuria and ARES. This work is licensed under a </w:t>
       </w:r>
-      <w:hyperlink w:history="1" r:id="rIddxtxtyecatkqsteo_q_mr">
+      <w:hyperlink w:history="1" r:id="rId5ftcuodivexiszvpdt4jv">
         <w:r>
           <w:rPr>
             <w:rFonts w:ascii="Arial" w:cs="Arial" w:eastAsia="Arial" w:hAnsi="Arial"/>
@@ -1815,7 +1815,7 @@
         </w:rPr>
         <w:t xml:space="preserve"> (</w:t>
       </w:r>
-      <w:hyperlink w:history="1" r:id="rIdudrsbj9ivba4wyemtf6sp">
+      <w:hyperlink w:history="1" r:id="rIdyynglncdpiatwciq5kh1r">
         <w:r>
           <w:rPr>
             <w:rFonts w:ascii="Arial" w:cs="Arial" w:eastAsia="Arial" w:hAnsi="Arial"/>
@@ -1835,7 +1835,7 @@
         </w:rPr>
         <w:t xml:space="preserve">). To view a copy of this license, visit </w:t>
       </w:r>
-      <w:hyperlink w:history="1" r:id="rIdaqqjlshg-eld1bmjicjbc">
+      <w:hyperlink w:history="1" r:id="rIdihvftimtyr0n6dpkd5uds">
         <w:r>
           <w:rPr>
             <w:rFonts w:ascii="Arial" w:cs="Arial" w:eastAsia="Arial" w:hAnsi="Arial"/>

--- a/data/outputs/v2/General_Science/SS1.5_Respiration/General_Science_Respiration_SummaryTable.docx
+++ b/data/outputs/v2/General_Science/SS1.5_Respiration/General_Science_Respiration_SummaryTable.docx
@@ -1373,7 +1373,7 @@
                 <w:sz w:val="18"/>
                 <w:szCs w:val="18"/>
               </w:rPr>
-              <w:t xml:space="preserve">The rate of anaerobic respiration (fermentation) in the yeast cells inside the sealed uji thermos is directly regulated by the temperature of the surroundings, the concentration of glucose in the uji, and the availability of oxygen diffusing through the porridge. At the warmer coastal temperatures of Mombasa, yeast enzymes catalyse the breakdown of glucose to ethanol and carbon dioxide at a faster rate — producing more bubbles and more lactic/acetic acid (sourness) per unit time. In the cooler Kericho highlands, the same enzymes work more slowly, reducing the fermentation rate and preserving the uji's freshness longer. This also explains why sealed, glucose-rich uji ferments faster than fresh unsweetened uji wa kawaida — the substrate concentration directly fuels enzyme activity. Understanding and controlling these factors has direct economic value: food processors in Nairobi can maintain optimal fermentation temperatures to standardise uji, yoghurt, and togwa production; biogas plants in the Rift Valley can maximise methane output by controlling substrate concentration and temperature; and farmers can store grain safely by keeping it cool and dry to suppress microbial respiration.</w:t>
+              <w:t xml:space="preserve">The rate of anaerobic respiration (fermentation) in the yeast cells inside the sealed uji thermos is directly regulated by the temperature of the surroundings, the concentration of glucose in the uji, and the availability of oxygen diffusing through the porridge. At the warmer coastal temperatures of Mombasa, yeast enzymes catalyse the breakdown of glucose to ethanol and carbon dioxide at a faster rate — producing more bubbles and more lactic/acetic acid (sourness) per unit time. In the cooler Kericho highlands, the same enzymes work more slowly, reducing the fermentation rate and preserving the uji's freshness longer. This also explains why sealed, glucose-rich uji ferments faster than fresh unsweetened uji wa kawaida — freshly cooked uji has few or no live fermenting microorganisms (cooking kills them), and where microorganisms are present a higher substrate concentration directly fuels enzyme activity. Understanding and controlling these factors has direct economic value: food processors in Nairobi can maintain optimal fermentation temperatures to standardise uji, yoghurt, and togwa production; biogas plants in the Rift Valley can maximise methane output by controlling substrate concentration and temperature; and farmers can store grain safely by keeping it cool and dry to suppress microbial respiration.</w:t>
             </w:r>
           </w:p>
         </w:tc>
@@ -1795,7 +1795,7 @@
         </w:rPr>
         <w:t xml:space="preserve">© 2026 SeaVuria and ARES. This work is licensed under a </w:t>
       </w:r>
-      <w:hyperlink w:history="1" r:id="rId5ftcuodivexiszvpdt4jv">
+      <w:hyperlink w:history="1" r:id="rIdfbbom1y7okeeg3pinwm8e">
         <w:r>
           <w:rPr>
             <w:rFonts w:ascii="Arial" w:cs="Arial" w:eastAsia="Arial" w:hAnsi="Arial"/>
@@ -1815,7 +1815,7 @@
         </w:rPr>
         <w:t xml:space="preserve"> (</w:t>
       </w:r>
-      <w:hyperlink w:history="1" r:id="rIdyynglncdpiatwciq5kh1r">
+      <w:hyperlink w:history="1" r:id="rId9e__zhug6b667_mz8oh2v">
         <w:r>
           <w:rPr>
             <w:rFonts w:ascii="Arial" w:cs="Arial" w:eastAsia="Arial" w:hAnsi="Arial"/>
@@ -1835,7 +1835,7 @@
         </w:rPr>
         <w:t xml:space="preserve">). To view a copy of this license, visit </w:t>
       </w:r>
-      <w:hyperlink w:history="1" r:id="rIdihvftimtyr0n6dpkd5uds">
+      <w:hyperlink w:history="1" r:id="rId6nr6k8tuinp9s7kf-mxey">
         <w:r>
           <w:rPr>
             <w:rFonts w:ascii="Arial" w:cs="Arial" w:eastAsia="Arial" w:hAnsi="Arial"/>

--- a/data/outputs/v2/General_Science/SS1.5_Respiration/General_Science_Respiration_SummaryTable.docx
+++ b/data/outputs/v2/General_Science/SS1.5_Respiration/General_Science_Respiration_SummaryTable.docx
@@ -1795,7 +1795,7 @@
         </w:rPr>
         <w:t xml:space="preserve">© 2026 SeaVuria and ARES. This work is licensed under a </w:t>
       </w:r>
-      <w:hyperlink w:history="1" r:id="rIdfbbom1y7okeeg3pinwm8e">
+      <w:hyperlink w:history="1" r:id="rIdufou-3ex2pzldywdny_l2">
         <w:r>
           <w:rPr>
             <w:rFonts w:ascii="Arial" w:cs="Arial" w:eastAsia="Arial" w:hAnsi="Arial"/>
@@ -1815,7 +1815,7 @@
         </w:rPr>
         <w:t xml:space="preserve"> (</w:t>
       </w:r>
-      <w:hyperlink w:history="1" r:id="rId9e__zhug6b667_mz8oh2v">
+      <w:hyperlink w:history="1" r:id="rIda-4zxmndhyojhqbpst56x">
         <w:r>
           <w:rPr>
             <w:rFonts w:ascii="Arial" w:cs="Arial" w:eastAsia="Arial" w:hAnsi="Arial"/>
@@ -1835,7 +1835,7 @@
         </w:rPr>
         <w:t xml:space="preserve">). To view a copy of this license, visit </w:t>
       </w:r>
-      <w:hyperlink w:history="1" r:id="rId6nr6k8tuinp9s7kf-mxey">
+      <w:hyperlink w:history="1" r:id="rIdnvuabwhq7svu0ckx93xoa">
         <w:r>
           <w:rPr>
             <w:rFonts w:ascii="Arial" w:cs="Arial" w:eastAsia="Arial" w:hAnsi="Arial"/>

--- a/data/outputs/v2/General_Science/SS1.5_Respiration/General_Science_Respiration_SummaryTable.docx
+++ b/data/outputs/v2/General_Science/SS1.5_Respiration/General_Science_Respiration_SummaryTable.docx
@@ -4,6 +4,7 @@
   <w:body>
     <w:p>
       <w:pPr>
+        <w:keepNext w:val="false"/>
         <w:spacing w:after="30" w:before="0"/>
         <w:jc w:val="center"/>
       </w:pPr>
@@ -23,6 +24,7 @@
     </w:p>
     <w:p>
       <w:pPr>
+        <w:keepNext w:val="false"/>
         <w:spacing w:after="60" w:before="0"/>
         <w:jc w:val="center"/>
       </w:pPr>
@@ -81,6 +83,7 @@
           </w:tcPr>
           <w:p>
             <w:pPr>
+              <w:keepNext w:val="false"/>
               <w:spacing w:after="40" w:before="0"/>
               <w:jc w:val="center"/>
             </w:pPr>
@@ -115,6 +118,7 @@
           </w:tcPr>
           <w:p>
             <w:pPr>
+              <w:keepNext w:val="false"/>
               <w:spacing w:after="40" w:before="0"/>
               <w:jc w:val="left"/>
             </w:pPr>
@@ -147,6 +151,7 @@
           </w:tcPr>
           <w:p>
             <w:pPr>
+              <w:keepNext w:val="false"/>
               <w:spacing w:after="40" w:before="0"/>
               <w:jc w:val="left"/>
             </w:pPr>
@@ -181,6 +186,7 @@
           </w:tcPr>
           <w:p>
             <w:pPr>
+              <w:keepNext w:val="false"/>
               <w:spacing w:after="40" w:before="0"/>
               <w:jc w:val="left"/>
             </w:pPr>
@@ -213,6 +219,7 @@
           </w:tcPr>
           <w:p>
             <w:pPr>
+              <w:keepNext w:val="false"/>
               <w:spacing w:after="40" w:before="0"/>
               <w:jc w:val="left"/>
             </w:pPr>
@@ -273,6 +280,7 @@
           </w:tcPr>
           <w:p>
             <w:pPr>
+              <w:keepNext w:val="false"/>
               <w:spacing w:after="40" w:before="0"/>
               <w:jc w:val="center"/>
             </w:pPr>
@@ -307,6 +315,7 @@
           </w:tcPr>
           <w:p>
             <w:pPr>
+              <w:keepNext w:val="false"/>
               <w:spacing w:after="40" w:before="0"/>
               <w:jc w:val="left"/>
             </w:pPr>
@@ -369,6 +378,7 @@
           </w:tcPr>
           <w:p>
             <w:pPr>
+              <w:keepNext w:val="false"/>
               <w:spacing w:after="40" w:before="0"/>
               <w:jc w:val="left"/>
             </w:pPr>
@@ -401,6 +411,7 @@
           </w:tcPr>
           <w:p>
             <w:pPr>
+              <w:keepNext w:val="false"/>
               <w:spacing w:after="40" w:before="0"/>
               <w:jc w:val="left"/>
             </w:pPr>
@@ -433,6 +444,7 @@
           </w:tcPr>
           <w:p>
             <w:pPr>
+              <w:keepNext w:val="false"/>
               <w:spacing w:after="40" w:before="0"/>
               <w:jc w:val="left"/>
             </w:pPr>
@@ -465,6 +477,7 @@
           </w:tcPr>
           <w:p>
             <w:pPr>
+              <w:keepNext w:val="false"/>
               <w:spacing w:after="40" w:before="0"/>
               <w:jc w:val="left"/>
             </w:pPr>
@@ -499,6 +512,7 @@
           </w:tcPr>
           <w:p>
             <w:pPr>
+              <w:keepNext w:val="false"/>
               <w:spacing w:after="40" w:before="0"/>
               <w:jc w:val="left"/>
             </w:pPr>
@@ -518,6 +532,7 @@
           </w:p>
           <w:p>
             <w:pPr>
+              <w:keepNext w:val="false"/>
               <w:spacing w:after="40" w:before="0"/>
               <w:jc w:val="left"/>
             </w:pPr>
@@ -550,6 +565,7 @@
           </w:tcPr>
           <w:p>
             <w:pPr>
+              <w:keepNext w:val="false"/>
               <w:spacing w:after="40" w:before="0"/>
               <w:jc w:val="left"/>
             </w:pPr>
@@ -582,6 +598,7 @@
           </w:tcPr>
           <w:p>
             <w:pPr>
+              <w:keepNext w:val="false"/>
               <w:spacing w:after="40" w:before="0"/>
               <w:jc w:val="left"/>
             </w:pPr>
@@ -614,6 +631,7 @@
           </w:tcPr>
           <w:p>
             <w:pPr>
+              <w:keepNext w:val="false"/>
               <w:spacing w:after="40" w:before="0"/>
               <w:jc w:val="left"/>
             </w:pPr>
@@ -648,6 +666,7 @@
           </w:tcPr>
           <w:p>
             <w:pPr>
+              <w:keepNext w:val="false"/>
               <w:spacing w:after="40" w:before="0"/>
               <w:jc w:val="left"/>
             </w:pPr>
@@ -667,6 +686,7 @@
           </w:p>
           <w:p>
             <w:pPr>
+              <w:keepNext w:val="false"/>
               <w:spacing w:after="40" w:before="0"/>
               <w:jc w:val="left"/>
             </w:pPr>
@@ -699,6 +719,7 @@
           </w:tcPr>
           <w:p>
             <w:pPr>
+              <w:keepNext w:val="false"/>
               <w:spacing w:after="40" w:before="0"/>
               <w:jc w:val="left"/>
             </w:pPr>
@@ -731,6 +752,7 @@
           </w:tcPr>
           <w:p>
             <w:pPr>
+              <w:keepNext w:val="false"/>
               <w:spacing w:after="40" w:before="0"/>
               <w:jc w:val="left"/>
             </w:pPr>
@@ -763,6 +785,7 @@
           </w:tcPr>
           <w:p>
             <w:pPr>
+              <w:keepNext w:val="false"/>
               <w:spacing w:after="40" w:before="0"/>
               <w:jc w:val="left"/>
             </w:pPr>
@@ -797,6 +820,7 @@
           </w:tcPr>
           <w:p>
             <w:pPr>
+              <w:keepNext w:val="false"/>
               <w:spacing w:after="40" w:before="0"/>
               <w:jc w:val="left"/>
             </w:pPr>
@@ -816,6 +840,7 @@
           </w:p>
           <w:p>
             <w:pPr>
+              <w:keepNext w:val="false"/>
               <w:spacing w:after="40" w:before="0"/>
               <w:jc w:val="left"/>
             </w:pPr>
@@ -848,6 +873,7 @@
           </w:tcPr>
           <w:p>
             <w:pPr>
+              <w:keepNext w:val="false"/>
               <w:spacing w:after="40" w:before="0"/>
               <w:jc w:val="left"/>
             </w:pPr>
@@ -880,6 +906,7 @@
           </w:tcPr>
           <w:p>
             <w:pPr>
+              <w:keepNext w:val="false"/>
               <w:spacing w:after="40" w:before="0"/>
               <w:jc w:val="left"/>
             </w:pPr>
@@ -912,6 +939,7 @@
           </w:tcPr>
           <w:p>
             <w:pPr>
+              <w:keepNext w:val="false"/>
               <w:spacing w:after="40" w:before="0"/>
               <w:jc w:val="left"/>
             </w:pPr>
@@ -946,6 +974,7 @@
           </w:tcPr>
           <w:p>
             <w:pPr>
+              <w:keepNext w:val="false"/>
               <w:spacing w:after="40" w:before="0"/>
               <w:jc w:val="left"/>
             </w:pPr>
@@ -965,6 +994,7 @@
           </w:p>
           <w:p>
             <w:pPr>
+              <w:keepNext w:val="false"/>
               <w:spacing w:after="40" w:before="0"/>
               <w:jc w:val="left"/>
             </w:pPr>
@@ -997,6 +1027,7 @@
           </w:tcPr>
           <w:p>
             <w:pPr>
+              <w:keepNext w:val="false"/>
               <w:spacing w:after="40" w:before="0"/>
               <w:jc w:val="left"/>
             </w:pPr>
@@ -1029,6 +1060,7 @@
           </w:tcPr>
           <w:p>
             <w:pPr>
+              <w:keepNext w:val="false"/>
               <w:spacing w:after="40" w:before="0"/>
               <w:jc w:val="left"/>
             </w:pPr>
@@ -1061,6 +1093,7 @@
           </w:tcPr>
           <w:p>
             <w:pPr>
+              <w:keepNext w:val="false"/>
               <w:spacing w:after="40" w:before="0"/>
               <w:jc w:val="left"/>
             </w:pPr>
@@ -1095,6 +1128,7 @@
           </w:tcPr>
           <w:p>
             <w:pPr>
+              <w:keepNext w:val="false"/>
               <w:spacing w:after="40" w:before="0"/>
               <w:jc w:val="left"/>
             </w:pPr>
@@ -1114,6 +1148,7 @@
           </w:p>
           <w:p>
             <w:pPr>
+              <w:keepNext w:val="false"/>
               <w:spacing w:after="40" w:before="0"/>
               <w:jc w:val="left"/>
             </w:pPr>
@@ -1146,6 +1181,7 @@
           </w:tcPr>
           <w:p>
             <w:pPr>
+              <w:keepNext w:val="false"/>
               <w:spacing w:after="40" w:before="0"/>
               <w:jc w:val="left"/>
             </w:pPr>
@@ -1178,6 +1214,7 @@
           </w:tcPr>
           <w:p>
             <w:pPr>
+              <w:keepNext w:val="false"/>
               <w:spacing w:after="40" w:before="0"/>
               <w:jc w:val="left"/>
             </w:pPr>
@@ -1210,6 +1247,7 @@
           </w:tcPr>
           <w:p>
             <w:pPr>
+              <w:keepNext w:val="false"/>
               <w:spacing w:after="40" w:before="0"/>
               <w:jc w:val="left"/>
             </w:pPr>
@@ -1244,6 +1282,7 @@
           </w:tcPr>
           <w:p>
             <w:pPr>
+              <w:keepNext w:val="false"/>
               <w:spacing w:after="40" w:before="0"/>
               <w:jc w:val="left"/>
             </w:pPr>
@@ -1263,6 +1302,7 @@
           </w:p>
           <w:p>
             <w:pPr>
+              <w:keepNext w:val="false"/>
               <w:spacing w:after="40" w:before="0"/>
               <w:jc w:val="left"/>
             </w:pPr>
@@ -1295,6 +1335,7 @@
           </w:tcPr>
           <w:p>
             <w:pPr>
+              <w:keepNext w:val="false"/>
               <w:spacing w:after="40" w:before="0"/>
               <w:jc w:val="left"/>
             </w:pPr>
@@ -1327,6 +1368,7 @@
           </w:tcPr>
           <w:p>
             <w:pPr>
+              <w:keepNext w:val="false"/>
               <w:spacing w:after="40" w:before="0"/>
               <w:jc w:val="left"/>
             </w:pPr>
@@ -1359,6 +1401,7 @@
           </w:tcPr>
           <w:p>
             <w:pPr>
+              <w:keepNext w:val="false"/>
               <w:spacing w:after="40" w:before="0"/>
               <w:jc w:val="left"/>
             </w:pPr>
@@ -1393,6 +1436,7 @@
           </w:tcPr>
           <w:p>
             <w:pPr>
+              <w:keepNext w:val="false"/>
               <w:spacing w:after="40" w:before="0"/>
               <w:jc w:val="left"/>
             </w:pPr>
@@ -1412,6 +1456,7 @@
           </w:p>
           <w:p>
             <w:pPr>
+              <w:keepNext w:val="false"/>
               <w:spacing w:after="40" w:before="0"/>
               <w:jc w:val="left"/>
             </w:pPr>
@@ -1444,6 +1489,7 @@
           </w:tcPr>
           <w:p>
             <w:pPr>
+              <w:keepNext w:val="false"/>
               <w:spacing w:after="40" w:before="0"/>
               <w:jc w:val="left"/>
             </w:pPr>
@@ -1476,6 +1522,7 @@
           </w:tcPr>
           <w:p>
             <w:pPr>
+              <w:keepNext w:val="false"/>
               <w:spacing w:after="40" w:before="0"/>
               <w:jc w:val="left"/>
             </w:pPr>
@@ -1508,6 +1555,7 @@
           </w:tcPr>
           <w:p>
             <w:pPr>
+              <w:keepNext w:val="false"/>
               <w:spacing w:after="40" w:before="0"/>
               <w:jc w:val="left"/>
             </w:pPr>
@@ -1542,6 +1590,7 @@
           </w:tcPr>
           <w:p>
             <w:pPr>
+              <w:keepNext w:val="false"/>
               <w:spacing w:after="40" w:before="0"/>
               <w:jc w:val="left"/>
             </w:pPr>
@@ -1561,6 +1610,7 @@
           </w:p>
           <w:p>
             <w:pPr>
+              <w:keepNext w:val="false"/>
               <w:spacing w:after="40" w:before="0"/>
               <w:jc w:val="left"/>
             </w:pPr>
@@ -1593,6 +1643,7 @@
           </w:tcPr>
           <w:p>
             <w:pPr>
+              <w:keepNext w:val="false"/>
               <w:spacing w:after="40" w:before="0"/>
               <w:jc w:val="left"/>
             </w:pPr>
@@ -1625,6 +1676,7 @@
           </w:tcPr>
           <w:p>
             <w:pPr>
+              <w:keepNext w:val="false"/>
               <w:spacing w:after="40" w:before="0"/>
               <w:jc w:val="left"/>
             </w:pPr>
@@ -1657,6 +1709,7 @@
           </w:tcPr>
           <w:p>
             <w:pPr>
+              <w:keepNext w:val="false"/>
               <w:spacing w:after="40" w:before="0"/>
               <w:jc w:val="left"/>
             </w:pPr>
@@ -1795,7 +1848,7 @@
         </w:rPr>
         <w:t xml:space="preserve">© 2026 SeaVuria and ARES. This work is licensed under a </w:t>
       </w:r>
-      <w:hyperlink w:history="1" r:id="rIdufou-3ex2pzldywdny_l2">
+      <w:hyperlink w:history="1" r:id="rIdb9stnolsmmxqrexmfqdxh">
         <w:r>
           <w:rPr>
             <w:rFonts w:ascii="Arial" w:cs="Arial" w:eastAsia="Arial" w:hAnsi="Arial"/>
@@ -1815,7 +1868,7 @@
         </w:rPr>
         <w:t xml:space="preserve"> (</w:t>
       </w:r>
-      <w:hyperlink w:history="1" r:id="rIda-4zxmndhyojhqbpst56x">
+      <w:hyperlink w:history="1" r:id="rIdmobpmruhlrnpat_dsdqsb">
         <w:r>
           <w:rPr>
             <w:rFonts w:ascii="Arial" w:cs="Arial" w:eastAsia="Arial" w:hAnsi="Arial"/>
@@ -1835,7 +1888,7 @@
         </w:rPr>
         <w:t xml:space="preserve">). To view a copy of this license, visit </w:t>
       </w:r>
-      <w:hyperlink w:history="1" r:id="rIdnvuabwhq7svu0ckx93xoa">
+      <w:hyperlink w:history="1" r:id="rIdprj_o07ciqryubqmhjnh9">
         <w:r>
           <w:rPr>
             <w:rFonts w:ascii="Arial" w:cs="Arial" w:eastAsia="Arial" w:hAnsi="Arial"/>

--- a/data/outputs/v2/General_Science/SS1.5_Respiration/General_Science_Respiration_SummaryTable.docx
+++ b/data/outputs/v2/General_Science/SS1.5_Respiration/General_Science_Respiration_SummaryTable.docx
@@ -1848,7 +1848,7 @@
         </w:rPr>
         <w:t xml:space="preserve">© 2026 SeaVuria and ARES. This work is licensed under a </w:t>
       </w:r>
-      <w:hyperlink w:history="1" r:id="rIdb9stnolsmmxqrexmfqdxh">
+      <w:hyperlink w:history="1" r:id="rIdapgi7yls9jfggkkinjmor">
         <w:r>
           <w:rPr>
             <w:rFonts w:ascii="Arial" w:cs="Arial" w:eastAsia="Arial" w:hAnsi="Arial"/>
@@ -1868,7 +1868,7 @@
         </w:rPr>
         <w:t xml:space="preserve"> (</w:t>
       </w:r>
-      <w:hyperlink w:history="1" r:id="rIdmobpmruhlrnpat_dsdqsb">
+      <w:hyperlink w:history="1" r:id="rIdcmh3dc0gff0buj9y5tyrq">
         <w:r>
           <w:rPr>
             <w:rFonts w:ascii="Arial" w:cs="Arial" w:eastAsia="Arial" w:hAnsi="Arial"/>
@@ -1888,7 +1888,7 @@
         </w:rPr>
         <w:t xml:space="preserve">). To view a copy of this license, visit </w:t>
       </w:r>
-      <w:hyperlink w:history="1" r:id="rIdprj_o07ciqryubqmhjnh9">
+      <w:hyperlink w:history="1" r:id="rId9njatqifp-anpldjlqjd8">
         <w:r>
           <w:rPr>
             <w:rFonts w:ascii="Arial" w:cs="Arial" w:eastAsia="Arial" w:hAnsi="Arial"/>
